--- a/Programacion II/Clases/Clase 9 - Refactorizacion con IA y persistencia de archivos/Taller PI - Clase 9 - VetCare.docx
+++ b/Programacion II/Clases/Clase 9 - Refactorizacion con IA y persistencia de archivos/Taller PI - Clase 9 - VetCare.docx
@@ -242,7 +242,7 @@
           <w:color w:val="2B2B2B"/>
           <w:sz w:val="22"/>
         </w:rPr>
-        <w:t>Cree el paquete vetcare.datos y dentro la clase RepositorioMascotasCSV con la constante private static final String SEPARADOR = ";", la constante ENCABEZADO con el texto id;nombre;especie;edad;cedula_dueno y un atributo Path ruta construido con Paths.get("mascotas.csv"); compile el proyecto y verifique que no hay errores rojos antes de seguir.</w:t>
+        <w:t>Cree el paquete clinica.datos y dentro la clase RepositorioMascotasCSV con la constante private static final String SEPARADOR = ";", la constante ENCABEZADO con el texto id;nombre;especie;edad;cedula_dueno y un atributo Path ruta construido con Paths.get("mascotas.csv"); compile el proyecto y verifique que no hay errores rojos antes de seguir.</w:t>
       </w:r>
     </w:p>
     <w:p>
